--- a/output/tables/interpreter_related_top5.docx
+++ b/output/tables/interpreter_related_top5.docx
@@ -388,7 +388,7 @@
                 <w:szCs w:val="22"/>
                 <w:color w:val="000000"/>
               </w:rPr>
-              <w:t xml:space="preserve">1,913,980</w:t>
+              <w:t xml:space="preserve">2,292,860</w:t>
             </w:r>
           </w:p>
         </w:tc>
@@ -441,7 +441,7 @@
                 <w:szCs w:val="22"/>
                 <w:color w:val="000000"/>
               </w:rPr>
-              <w:t xml:space="preserve">45</w:t>
+              <w:t xml:space="preserve">46</w:t>
             </w:r>
           </w:p>
         </w:tc>
@@ -606,7 +606,7 @@
                 <w:szCs w:val="22"/>
                 <w:color w:val="000000"/>
               </w:rPr>
-              <w:t xml:space="preserve">1,061,090</w:t>
+              <w:t xml:space="preserve">1,152,420</w:t>
             </w:r>
           </w:p>
         </w:tc>
@@ -659,7 +659,7 @@
                 <w:szCs w:val="22"/>
                 <w:color w:val="000000"/>
               </w:rPr>
-              <w:t xml:space="preserve">25</w:t>
+              <w:t xml:space="preserve">23</w:t>
             </w:r>
           </w:p>
         </w:tc>
@@ -824,7 +824,7 @@
                 <w:szCs w:val="22"/>
                 <w:color w:val="000000"/>
               </w:rPr>
-              <w:t xml:space="preserve">432,460</w:t>
+              <w:t xml:space="preserve">513,330</w:t>
             </w:r>
           </w:p>
         </w:tc>
@@ -1042,7 +1042,7 @@
                 <w:szCs w:val="22"/>
                 <w:color w:val="000000"/>
               </w:rPr>
-              <w:t xml:space="preserve">137,960</w:t>
+              <w:t xml:space="preserve">152,490</w:t>
             </w:r>
           </w:p>
         </w:tc>
@@ -1260,7 +1260,7 @@
                 <w:szCs w:val="22"/>
                 <w:color w:val="000000"/>
               </w:rPr>
-              <w:t xml:space="preserve">102,370</w:t>
+              <w:t xml:space="preserve">115,990</w:t>
             </w:r>
           </w:p>
         </w:tc>
